--- a/subjects/subject_words/java01_es_subject.docx
+++ b/subjects/subject_words/java01_es_subject.docx
@@ -99,7 +99,7 @@
           </mc:Choice>
           <mc:Fallback>
             <w:pict>
-              <v:shape w14:anchorId="18CDFC53" id="Graphic 2" o:spid="_x0000_s1026" style="position:absolute;margin-left:86.45pt;margin-top:719.75pt;width:476.5pt;height:25.2pt;z-index:-15928832;visibility:visible;mso-wrap-style:square;mso-wrap-distance-left:0;mso-wrap-distance-top:0;mso-wrap-distance-right:0;mso-wrap-distance-bottom:0;mso-position-horizontal:absolute;mso-position-horizontal-relative:page;mso-position-vertical:absolute;mso-position-vertical-relative:page;v-text-anchor:top" coordsize="6051550,320040" o:gfxdata="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" path="m6051397,l5594197,,,12,,18605r5594197,l5594197,320040r457200,l6051397,xe" fillcolor="black" stroked="f">
+              <v:shape w14:anchorId="01A27414" id="Graphic 2" o:spid="_x0000_s1026" style="position:absolute;margin-left:86.45pt;margin-top:719.75pt;width:476.5pt;height:25.2pt;z-index:-15928832;visibility:visible;mso-wrap-style:square;mso-wrap-distance-left:0;mso-wrap-distance-top:0;mso-wrap-distance-right:0;mso-wrap-distance-bottom:0;mso-position-horizontal:absolute;mso-position-horizontal-relative:page;mso-position-vertical:absolute;mso-position-vertical-relative:page;v-text-anchor:top" coordsize="6051550,320040" o:gfxdata="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" path="m6051397,l5594197,,,12,,18605r5594197,l5594197,320040r457200,l6051397,xe" fillcolor="black" stroked="f">
                 <v:path arrowok="t"/>
                 <w10:wrap anchorx="page" anchory="page"/>
               </v:shape>
@@ -169,6 +169,13 @@
     <w:bookmarkStart w:id="0" w:name="_Toc234147521" w:displacedByCustomXml="next"/>
     <w:sdt>
       <w:sdtPr>
+        <w:rPr>
+          <w:b w:val="0"/>
+          <w:bCs w:val="0"/>
+          <w:color w:val="auto"/>
+          <w:sz w:val="22"/>
+          <w:szCs w:val="22"/>
+        </w:rPr>
         <w:id w:val="-1424569071"/>
         <w:docPartObj>
           <w:docPartGallery w:val="Table of Contents"/>
@@ -178,9 +185,6 @@
       <w:sdtEndPr>
         <w:rPr>
           <w:noProof/>
-          <w:color w:val="auto"/>
-          <w:sz w:val="22"/>
-          <w:szCs w:val="22"/>
         </w:rPr>
       </w:sdtEndPr>
       <w:sdtContent>
@@ -1778,23 +1782,7 @@
                 <w:rFonts w:ascii="Aptos" w:hAnsi="Aptos"/>
                 <w:noProof/>
               </w:rPr>
-              <w:t xml:space="preserve">Reto. </w:t>
-            </w:r>
-            <w:r>
-              <w:rPr>
-                <w:rStyle w:val="Hipervnculo"/>
-                <w:rFonts w:ascii="Aptos" w:hAnsi="Aptos"/>
-                <w:noProof/>
-              </w:rPr>
-              <w:t>"</w:t>
-            </w:r>
-            <w:r>
-              <w:rPr>
-                <w:rStyle w:val="Hipervnculo"/>
-                <w:rFonts w:ascii="Aptos" w:hAnsi="Aptos"/>
-                <w:noProof/>
-              </w:rPr>
-              <w:t>Área de Plantación, pero por navegador"</w:t>
+              <w:t>Reto. "Área de Plantación, pero por navegador"</w:t>
             </w:r>
             <w:r>
               <w:rPr>
@@ -4882,7 +4870,7 @@
           </mc:Choice>
           <mc:Fallback>
             <w:pict>
-              <v:group w14:anchorId="25FBECC4" id="Group 6" o:spid="_x0000_s1026" style="width:442.05pt;height:1.6pt;mso-position-horizontal-relative:char;mso-position-vertical-relative:line" coordsize="56140,203" o:gfxdata="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">
+              <v:group w14:anchorId="65F2E159" id="Group 6" o:spid="_x0000_s1026" style="width:442.05pt;height:1.6pt;mso-position-horizontal-relative:char;mso-position-vertical-relative:line" coordsize="56140,203" o:gfxdata="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">
                 <v:shape id="Graphic 7" o:spid="_x0000_s1027" style="position:absolute;width:56127;height:196;visibility:visible;mso-wrap-style:square;v-text-anchor:top" coordsize="5612765,19685" o:gfxdata="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" path="m5612765,l,,,19685r5612765,l5612765,xe" fillcolor="#9f9f9f" stroked="f">
                   <v:path arrowok="t"/>
                 </v:shape>
@@ -9448,23 +9436,13 @@
         </w:rPr>
         <w:t xml:space="preserve"> </w:t>
       </w:r>
-      <w:proofErr w:type="gramStart"/>
       <w:r>
         <w:rPr>
           <w:spacing w:val="-6"/>
           <w:sz w:val="24"/>
           <w:lang w:val="en-US"/>
         </w:rPr>
-        <w:t>main(</w:t>
-      </w:r>
-      <w:proofErr w:type="gramEnd"/>
-      <w:r>
-        <w:rPr>
-          <w:spacing w:val="-6"/>
-          <w:sz w:val="24"/>
-          <w:lang w:val="en-US"/>
-        </w:rPr>
-        <w:t xml:space="preserve">String[] </w:t>
+        <w:t xml:space="preserve">main(String[] </w:t>
       </w:r>
       <w:proofErr w:type="spellStart"/>
       <w:r>
@@ -10238,7 +10216,6 @@
         <w:t xml:space="preserve"> </w:t>
       </w:r>
       <w:proofErr w:type="spellStart"/>
-      <w:proofErr w:type="gramStart"/>
       <w:r>
         <w:rPr>
           <w:spacing w:val="-6"/>
@@ -10252,15 +10229,7 @@
           <w:spacing w:val="-6"/>
           <w:sz w:val="24"/>
         </w:rPr>
-        <w:t>[</w:t>
-      </w:r>
-      <w:proofErr w:type="gramEnd"/>
-      <w:r>
-        <w:rPr>
-          <w:spacing w:val="-6"/>
-          <w:sz w:val="24"/>
-        </w:rPr>
-        <w:t>]</w:t>
+        <w:t>[]</w:t>
       </w:r>
       <w:r>
         <w:rPr>
@@ -11600,7 +11569,7 @@
           </mc:Choice>
           <mc:Fallback>
             <w:pict>
-              <v:group w14:anchorId="37E1C08E" id="Group 23" o:spid="_x0000_s1026" style="position:absolute;margin-left:85.1pt;margin-top:15.9pt;width:442.05pt;height:1.65pt;z-index:-251670528;mso-wrap-distance-left:0;mso-wrap-distance-right:0;mso-position-horizontal-relative:page" coordsize="56140,209" o:gfxdata="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">
+              <v:group w14:anchorId="3D51830B" id="Group 23" o:spid="_x0000_s1026" style="position:absolute;margin-left:85.1pt;margin-top:15.9pt;width:442.05pt;height:1.65pt;z-index:-251670528;mso-wrap-distance-left:0;mso-wrap-distance-right:0;mso-position-horizontal-relative:page" coordsize="56140,209" o:gfxdata="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">
                 <v:shape id="Graphic 24" o:spid="_x0000_s1027" style="position:absolute;width:56127;height:203;visibility:visible;mso-wrap-style:square;v-text-anchor:top" coordsize="5612765,20320" o:gfxdata="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" path="m5612765,l,,,20320r5612765,l5612765,xe" fillcolor="#9f9f9f" stroked="f">
                   <v:path arrowok="t"/>
                 </v:shape>
@@ -11996,25 +11965,7 @@
           <w:sz w:val="24"/>
           <w:lang w:val="en-US"/>
         </w:rPr>
-        <w:t xml:space="preserve">void </w:t>
-      </w:r>
-      <w:proofErr w:type="gramStart"/>
-      <w:r>
-        <w:rPr>
-          <w:spacing w:val="-4"/>
-          <w:sz w:val="24"/>
-          <w:lang w:val="en-US"/>
-        </w:rPr>
-        <w:t>main(</w:t>
-      </w:r>
-      <w:proofErr w:type="gramEnd"/>
-      <w:r>
-        <w:rPr>
-          <w:spacing w:val="-4"/>
-          <w:sz w:val="24"/>
-          <w:lang w:val="en-US"/>
-        </w:rPr>
-        <w:t>String[]</w:t>
+        <w:t>void main(String[]</w:t>
       </w:r>
       <w:r>
         <w:rPr>
@@ -12647,7 +12598,6 @@
         <w:t>directamente (</w:t>
       </w:r>
       <w:proofErr w:type="spellStart"/>
-      <w:proofErr w:type="gramStart"/>
       <w:r>
         <w:rPr>
           <w:spacing w:val="-2"/>
@@ -12656,7 +12606,6 @@
         <w:t>System.out?println</w:t>
       </w:r>
       <w:proofErr w:type="spellEnd"/>
-      <w:proofErr w:type="gramEnd"/>
       <w:r>
         <w:rPr>
           <w:spacing w:val="-2"/>
@@ -12740,7 +12689,6 @@
         <w:t xml:space="preserve"> </w:t>
       </w:r>
       <w:proofErr w:type="spellStart"/>
-      <w:proofErr w:type="gramStart"/>
       <w:r>
         <w:rPr>
           <w:spacing w:val="-8"/>
@@ -12754,15 +12702,7 @@
           <w:spacing w:val="-8"/>
           <w:sz w:val="24"/>
         </w:rPr>
-        <w:t>(</w:t>
-      </w:r>
-      <w:proofErr w:type="gramEnd"/>
-      <w:r>
-        <w:rPr>
-          <w:spacing w:val="-8"/>
-          <w:sz w:val="24"/>
-        </w:rPr>
-        <w:t>)</w:t>
+        <w:t>()</w:t>
       </w:r>
       <w:r>
         <w:rPr>
@@ -13698,25 +13638,7 @@
           <w:sz w:val="24"/>
           <w:lang w:val="en-US"/>
         </w:rPr>
-        <w:t xml:space="preserve">void </w:t>
-      </w:r>
-      <w:proofErr w:type="gramStart"/>
-      <w:r>
-        <w:rPr>
-          <w:spacing w:val="-4"/>
-          <w:sz w:val="24"/>
-          <w:lang w:val="en-US"/>
-        </w:rPr>
-        <w:t>main(</w:t>
-      </w:r>
-      <w:proofErr w:type="gramEnd"/>
-      <w:r>
-        <w:rPr>
-          <w:spacing w:val="-4"/>
-          <w:sz w:val="24"/>
-          <w:lang w:val="en-US"/>
-        </w:rPr>
-        <w:t>String[]</w:t>
+        <w:t>void main(String[]</w:t>
       </w:r>
       <w:r>
         <w:rPr>
@@ -13991,7 +13913,6 @@
         <w:t xml:space="preserve"> </w:t>
       </w:r>
       <w:proofErr w:type="spellStart"/>
-      <w:proofErr w:type="gramStart"/>
       <w:r>
         <w:rPr>
           <w:spacing w:val="-4"/>
@@ -14005,15 +13926,7 @@
           <w:spacing w:val="-4"/>
           <w:sz w:val="24"/>
         </w:rPr>
-        <w:t>(</w:t>
-      </w:r>
-      <w:proofErr w:type="gramEnd"/>
-      <w:r>
-        <w:rPr>
-          <w:spacing w:val="-4"/>
-          <w:sz w:val="24"/>
-        </w:rPr>
-        <w:t>)</w:t>
+        <w:t>()</w:t>
       </w:r>
       <w:r>
         <w:rPr>
@@ -15773,7 +15686,7 @@
           </mc:Choice>
           <mc:Fallback>
             <w:pict>
-              <v:group w14:anchorId="3D625C8B" id="Group 41" o:spid="_x0000_s1026" style="position:absolute;margin-left:85.1pt;margin-top:14.45pt;width:442.05pt;height:1.65pt;z-index:-251658240;mso-wrap-distance-left:0;mso-wrap-distance-right:0;mso-position-horizontal-relative:page" coordsize="56140,209" o:gfxdata="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">
+              <v:group w14:anchorId="25B8F207" id="Group 41" o:spid="_x0000_s1026" style="position:absolute;margin-left:85.1pt;margin-top:14.45pt;width:442.05pt;height:1.65pt;z-index:-251658240;mso-wrap-distance-left:0;mso-wrap-distance-right:0;mso-position-horizontal-relative:page" coordsize="56140,209" o:gfxdata="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">
                 <v:shape id="Graphic 42" o:spid="_x0000_s1027" style="position:absolute;width:56127;height:196;visibility:visible;mso-wrap-style:square;v-text-anchor:top" coordsize="5612765,19685" o:gfxdata="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" path="m5612765,l,,,19672r5612765,l5612765,xe" fillcolor="#9f9f9f" stroked="f">
                   <v:path arrowok="t"/>
                 </v:shape>
@@ -16160,25 +16073,7 @@
           <w:sz w:val="24"/>
           <w:lang w:val="en-US"/>
         </w:rPr>
-        <w:t xml:space="preserve">void </w:t>
-      </w:r>
-      <w:proofErr w:type="gramStart"/>
-      <w:r>
-        <w:rPr>
-          <w:spacing w:val="-4"/>
-          <w:sz w:val="24"/>
-          <w:lang w:val="en-US"/>
-        </w:rPr>
-        <w:t>main(</w:t>
-      </w:r>
-      <w:proofErr w:type="gramEnd"/>
-      <w:r>
-        <w:rPr>
-          <w:spacing w:val="-4"/>
-          <w:sz w:val="24"/>
-          <w:lang w:val="en-US"/>
-        </w:rPr>
-        <w:t>String[]</w:t>
+        <w:t>void main(String[]</w:t>
       </w:r>
       <w:r>
         <w:rPr>
@@ -16346,7 +16241,6 @@
         <w:t xml:space="preserve"> </w:t>
       </w:r>
       <w:proofErr w:type="spellStart"/>
-      <w:proofErr w:type="gramStart"/>
       <w:r>
         <w:rPr>
           <w:rFonts w:ascii="Aptos" w:hAnsi="Aptos"/>
@@ -16360,15 +16254,7 @@
           <w:rFonts w:ascii="Aptos" w:hAnsi="Aptos"/>
           <w:w w:val="90"/>
         </w:rPr>
-        <w:t>(</w:t>
-      </w:r>
-      <w:proofErr w:type="gramEnd"/>
-      <w:r>
-        <w:rPr>
-          <w:rFonts w:ascii="Aptos" w:hAnsi="Aptos"/>
-          <w:w w:val="90"/>
-        </w:rPr>
-        <w:t>),</w:t>
+        <w:t>(),</w:t>
       </w:r>
       <w:r>
         <w:rPr>
@@ -21518,21 +21404,12 @@
         </w:rPr>
         <w:t xml:space="preserve"> </w:t>
       </w:r>
-      <w:proofErr w:type="gramStart"/>
       <w:r>
         <w:rPr>
           <w:spacing w:val="-4"/>
           <w:sz w:val="24"/>
         </w:rPr>
-        <w:t>super(</w:t>
-      </w:r>
-      <w:proofErr w:type="gramEnd"/>
-      <w:r>
-        <w:rPr>
-          <w:spacing w:val="-4"/>
-          <w:sz w:val="24"/>
-        </w:rPr>
-        <w:t>),</w:t>
+        <w:t>super(),</w:t>
       </w:r>
       <w:r>
         <w:rPr>
@@ -21974,7 +21851,6 @@
         <w:t xml:space="preserve"> </w:t>
       </w:r>
       <w:proofErr w:type="spellStart"/>
-      <w:proofErr w:type="gramStart"/>
       <w:r>
         <w:rPr>
           <w:spacing w:val="-6"/>
@@ -21988,15 +21864,7 @@
           <w:spacing w:val="-6"/>
           <w:sz w:val="24"/>
         </w:rPr>
-        <w:t>(</w:t>
-      </w:r>
-      <w:proofErr w:type="gramEnd"/>
-      <w:r>
-        <w:rPr>
-          <w:spacing w:val="-6"/>
-          <w:sz w:val="24"/>
-        </w:rPr>
-        <w:t>)</w:t>
+        <w:t>()</w:t>
       </w:r>
       <w:r>
         <w:rPr>
@@ -22172,7 +22040,6 @@
         <w:t xml:space="preserve"> </w:t>
       </w:r>
       <w:proofErr w:type="spellStart"/>
-      <w:proofErr w:type="gramStart"/>
       <w:r>
         <w:rPr>
           <w:w w:val="90"/>
@@ -22186,15 +22053,7 @@
           <w:w w:val="90"/>
           <w:sz w:val="24"/>
         </w:rPr>
-        <w:t>(</w:t>
-      </w:r>
-      <w:proofErr w:type="gramEnd"/>
-      <w:r>
-        <w:rPr>
-          <w:w w:val="90"/>
-          <w:sz w:val="24"/>
-        </w:rPr>
-        <w:t>)</w:t>
+        <w:t>()</w:t>
       </w:r>
       <w:r>
         <w:rPr>
@@ -24237,7 +24096,6 @@
         <w:t xml:space="preserve"> </w:t>
       </w:r>
       <w:proofErr w:type="spellStart"/>
-      <w:proofErr w:type="gramStart"/>
       <w:r>
         <w:rPr>
           <w:i/>
@@ -24246,18 +24104,7 @@
           <w:sz w:val="24"/>
           <w:lang w:val="en-US"/>
         </w:rPr>
-        <w:t>java.util</w:t>
-      </w:r>
-      <w:proofErr w:type="gramEnd"/>
-      <w:r>
-        <w:rPr>
-          <w:i/>
-          <w:spacing w:val="-2"/>
-          <w:w w:val="90"/>
-          <w:sz w:val="24"/>
-          <w:lang w:val="en-US"/>
-        </w:rPr>
-        <w:t>.ArrayList</w:t>
+        <w:t>java.util.ArrayList</w:t>
       </w:r>
       <w:proofErr w:type="spellEnd"/>
       <w:r>
@@ -28638,6 +28485,9 @@
         <w:tabs>
           <w:tab w:val="left" w:pos="2568"/>
         </w:tabs>
+        <w:rPr>
+          <w:lang w:val="en-US"/>
+        </w:rPr>
       </w:pPr>
     </w:p>
     <w:p>
@@ -28709,15 +28559,7 @@
           <w:sz w:val="24"/>
           <w:szCs w:val="24"/>
         </w:rPr>
-        <w:t>reto</w:t>
-      </w:r>
-      <w:r>
-        <w:rPr>
-          <w:spacing w:val="-4"/>
-          <w:sz w:val="24"/>
-          <w:szCs w:val="24"/>
-        </w:rPr>
-        <w:t>/</w:t>
+        <w:t>reto/</w:t>
       </w:r>
       <w:bookmarkEnd w:id="22"/>
       <w:r>
@@ -29057,7 +28899,6 @@
         <w:t xml:space="preserve">, justo debajo del método </w:t>
       </w:r>
       <w:proofErr w:type="spellStart"/>
-      <w:proofErr w:type="gramStart"/>
       <w:r>
         <w:rPr>
           <w:b/>
@@ -29079,19 +28920,7 @@
           <w:sz w:val="24"/>
           <w:szCs w:val="24"/>
         </w:rPr>
-        <w:t>(</w:t>
-      </w:r>
-      <w:proofErr w:type="gramEnd"/>
-      <w:r>
-        <w:rPr>
-          <w:b/>
-          <w:bCs/>
-          <w:i/>
-          <w:iCs/>
-          <w:sz w:val="24"/>
-          <w:szCs w:val="24"/>
-        </w:rPr>
-        <w:t>):</w:t>
+        <w:t>():</w:t>
       </w:r>
     </w:p>
     <w:p>
@@ -29194,7 +29023,6 @@
                               <w:t xml:space="preserve">public String </w:t>
                             </w:r>
                             <w:proofErr w:type="spellStart"/>
-                            <w:proofErr w:type="gramStart"/>
                             <w:r>
                               <w:rPr>
                                 <w:rFonts w:ascii="Cascadia Mono SemiBold" w:hAnsi="Cascadia Mono SemiBold" w:cs="Cascadia Mono SemiBold"/>
@@ -29208,15 +29036,7 @@
                                 <w:rFonts w:ascii="Cascadia Mono SemiBold" w:hAnsi="Cascadia Mono SemiBold" w:cs="Cascadia Mono SemiBold"/>
                                 <w:lang w:val="en-US"/>
                               </w:rPr>
-                              <w:t>(</w:t>
-                            </w:r>
-                            <w:proofErr w:type="gramEnd"/>
-                            <w:r>
-                              <w:rPr>
-                                <w:rFonts w:ascii="Cascadia Mono SemiBold" w:hAnsi="Cascadia Mono SemiBold" w:cs="Cascadia Mono SemiBold"/>
-                                <w:lang w:val="en-US"/>
-                              </w:rPr>
-                              <w:t xml:space="preserve">@RequestParam double </w:t>
+                              <w:t xml:space="preserve">(@RequestParam double </w:t>
                             </w:r>
                             <w:proofErr w:type="spellStart"/>
                             <w:r>
@@ -29378,7 +29198,6 @@
                         <w:t xml:space="preserve">public String </w:t>
                       </w:r>
                       <w:proofErr w:type="spellStart"/>
-                      <w:proofErr w:type="gramStart"/>
                       <w:r>
                         <w:rPr>
                           <w:rFonts w:ascii="Cascadia Mono SemiBold" w:hAnsi="Cascadia Mono SemiBold" w:cs="Cascadia Mono SemiBold"/>
@@ -29392,15 +29211,7 @@
                           <w:rFonts w:ascii="Cascadia Mono SemiBold" w:hAnsi="Cascadia Mono SemiBold" w:cs="Cascadia Mono SemiBold"/>
                           <w:lang w:val="en-US"/>
                         </w:rPr>
-                        <w:t>(</w:t>
-                      </w:r>
-                      <w:proofErr w:type="gramEnd"/>
-                      <w:r>
-                        <w:rPr>
-                          <w:rFonts w:ascii="Cascadia Mono SemiBold" w:hAnsi="Cascadia Mono SemiBold" w:cs="Cascadia Mono SemiBold"/>
-                          <w:lang w:val="en-US"/>
-                        </w:rPr>
-                        <w:t xml:space="preserve">@RequestParam double </w:t>
+                        <w:t xml:space="preserve">(@RequestParam double </w:t>
                       </w:r>
                       <w:proofErr w:type="spellStart"/>
                       <w:r>
@@ -29728,21 +29539,12 @@
                               <w:t xml:space="preserve">import </w:t>
                             </w:r>
                             <w:proofErr w:type="spellStart"/>
-                            <w:proofErr w:type="gramStart"/>
                             <w:r>
                               <w:rPr>
                                 <w:rFonts w:ascii="Cascadia Mono SemiBold" w:hAnsi="Cascadia Mono SemiBold" w:cs="Cascadia Mono SemiBold"/>
                                 <w:lang w:val="en-US"/>
                               </w:rPr>
-                              <w:t>org.springframework.web.bind</w:t>
-                            </w:r>
-                            <w:proofErr w:type="gramEnd"/>
-                            <w:r>
-                              <w:rPr>
-                                <w:rFonts w:ascii="Cascadia Mono SemiBold" w:hAnsi="Cascadia Mono SemiBold" w:cs="Cascadia Mono SemiBold"/>
-                                <w:lang w:val="en-US"/>
-                              </w:rPr>
-                              <w:t>.annotation.RequestParam</w:t>
+                              <w:t>org.springframework.web.bind.annotation.RequestParam</w:t>
                             </w:r>
                             <w:proofErr w:type="spellEnd"/>
                             <w:r>
@@ -29794,21 +29596,12 @@
                         <w:t xml:space="preserve">import </w:t>
                       </w:r>
                       <w:proofErr w:type="spellStart"/>
-                      <w:proofErr w:type="gramStart"/>
                       <w:r>
                         <w:rPr>
                           <w:rFonts w:ascii="Cascadia Mono SemiBold" w:hAnsi="Cascadia Mono SemiBold" w:cs="Cascadia Mono SemiBold"/>
                           <w:lang w:val="en-US"/>
                         </w:rPr>
-                        <w:t>org.springframework.web.bind</w:t>
-                      </w:r>
-                      <w:proofErr w:type="gramEnd"/>
-                      <w:r>
-                        <w:rPr>
-                          <w:rFonts w:ascii="Cascadia Mono SemiBold" w:hAnsi="Cascadia Mono SemiBold" w:cs="Cascadia Mono SemiBold"/>
-                          <w:lang w:val="en-US"/>
-                        </w:rPr>
-                        <w:t>.annotation.RequestParam</w:t>
+                        <w:t>org.springframework.web.bind.annotation.RequestParam</w:t>
                       </w:r>
                       <w:proofErr w:type="spellEnd"/>
                       <w:r>
@@ -30624,21 +30417,7 @@
               <w:rPr>
                 <w:lang w:val="en-US"/>
               </w:rPr>
-              <w:t xml:space="preserve"> = new </w:t>
-            </w:r>
-            <w:proofErr w:type="gramStart"/>
-            <w:r>
-              <w:rPr>
-                <w:lang w:val="en-US"/>
-              </w:rPr>
-              <w:t>Scanner(</w:t>
-            </w:r>
-            <w:proofErr w:type="gramEnd"/>
-            <w:r>
-              <w:rPr>
-                <w:lang w:val="en-US"/>
-              </w:rPr>
-              <w:t>System.in)</w:t>
+              <w:t xml:space="preserve"> = new Scanner(System.in)</w:t>
             </w:r>
           </w:p>
         </w:tc>
@@ -30676,7 +30455,6 @@
               </w:rPr>
             </w:pPr>
             <w:proofErr w:type="spellStart"/>
-            <w:proofErr w:type="gramStart"/>
             <w:r>
               <w:rPr>
                 <w:lang w:val="en-US"/>
@@ -30684,7 +30462,6 @@
               <w:t>sc.nextDouble</w:t>
             </w:r>
             <w:proofErr w:type="spellEnd"/>
-            <w:proofErr w:type="gramEnd"/>
             <w:r>
               <w:rPr>
                 <w:lang w:val="en-US"/>
@@ -30706,19 +30483,11 @@
                 <w:lang w:val="en-US"/>
               </w:rPr>
             </w:pPr>
-            <w:proofErr w:type="gramStart"/>
             <w:r>
               <w:rPr>
                 <w:lang w:val="en-US"/>
               </w:rPr>
-              <w:t>@RequestParam</w:t>
-            </w:r>
-            <w:proofErr w:type="gramEnd"/>
-            <w:r>
-              <w:rPr>
-                <w:lang w:val="en-US"/>
-              </w:rPr>
-              <w:t xml:space="preserve"> double </w:t>
+              <w:t xml:space="preserve">@RequestParam double </w:t>
             </w:r>
             <w:proofErr w:type="spellStart"/>
             <w:r>
@@ -30791,13 +30560,6 @@
         <w:pStyle w:val="Sinespaciado"/>
       </w:pPr>
     </w:p>
-    <w:p/>
-    <w:p/>
-    <w:p/>
-    <w:p/>
-    <w:p/>
-    <w:p/>
-    <w:p/>
     <w:p/>
     <w:p/>
     <w:p/>
@@ -32087,7 +31849,7 @@
         </mc:Choice>
         <mc:Fallback>
           <w:pict>
-            <v:shape w14:anchorId="560221EE" id="Graphic 4" o:spid="_x0000_s1026" style="position:absolute;margin-left:86.45pt;margin-top:719.75pt;width:476.5pt;height:25.2pt;z-index:-251659264;visibility:visible;mso-wrap-style:square;mso-wrap-distance-left:0;mso-wrap-distance-top:0;mso-wrap-distance-right:0;mso-wrap-distance-bottom:0;mso-position-horizontal:absolute;mso-position-horizontal-relative:page;mso-position-vertical:absolute;mso-position-vertical-relative:page;v-text-anchor:top" coordsize="6051550,320040" o:gfxdata="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" path="m6051397,l5594197,,,12,,18605r5594197,l5594197,320040r457200,l6051397,xe" fillcolor="black" stroked="f">
+            <v:shape w14:anchorId="68854D13" id="Graphic 4" o:spid="_x0000_s1026" style="position:absolute;margin-left:86.45pt;margin-top:719.75pt;width:476.5pt;height:25.2pt;z-index:-251659264;visibility:visible;mso-wrap-style:square;mso-wrap-distance-left:0;mso-wrap-distance-top:0;mso-wrap-distance-right:0;mso-wrap-distance-bottom:0;mso-position-horizontal:absolute;mso-position-horizontal-relative:page;mso-position-vertical:absolute;mso-position-vertical-relative:page;v-text-anchor:top" coordsize="6051550,320040" o:gfxdata="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" path="m6051397,l5594197,,,12,,18605r5594197,l5594197,320040r457200,l6051397,xe" fillcolor="black" stroked="f">
               <v:path arrowok="t"/>
               <w10:wrap anchorx="page" anchory="page"/>
             </v:shape>
@@ -34983,6 +34745,7 @@
   <w:style w:type="character" w:default="1" w:styleId="Fuentedeprrafopredeter">
     <w:name w:val="Default Paragraph Font"/>
     <w:uiPriority w:val="1"/>
+    <w:semiHidden/>
     <w:unhideWhenUsed/>
   </w:style>
   <w:style w:type="table" w:default="1" w:styleId="Tablanormal">
